--- a/finalchang.docx
+++ b/finalchang.docx
@@ -41,7 +41,7 @@
                     <pic:cNvPicPr/>
                   </pic:nvPicPr>
                   <pic:blipFill>
-                    <a:blip r:embed="rId4"/>
+                    <a:blip r:embed="rId5"/>
                     <a:stretch>
                       <a:fillRect/>
                     </a:stretch>
@@ -99,7 +99,7 @@
                     <pic:cNvPicPr/>
                   </pic:nvPicPr>
                   <pic:blipFill>
-                    <a:blip r:embed="rId5"/>
+                    <a:blip r:embed="rId6"/>
                     <a:stretch>
                       <a:fillRect/>
                     </a:stretch>
@@ -142,7 +142,7 @@
                     <pic:cNvPicPr/>
                   </pic:nvPicPr>
                   <pic:blipFill>
-                    <a:blip r:embed="rId6"/>
+                    <a:blip r:embed="rId7"/>
                     <a:stretch>
                       <a:fillRect/>
                     </a:stretch>
@@ -184,7 +184,7 @@
                     <pic:cNvPicPr/>
                   </pic:nvPicPr>
                   <pic:blipFill>
-                    <a:blip r:embed="rId7"/>
+                    <a:blip r:embed="rId8"/>
                     <a:stretch>
                       <a:fillRect/>
                     </a:stretch>
@@ -241,7 +241,7 @@
                     <pic:cNvPicPr/>
                   </pic:nvPicPr>
                   <pic:blipFill>
-                    <a:blip r:embed="rId8"/>
+                    <a:blip r:embed="rId9"/>
                     <a:stretch>
                       <a:fillRect/>
                     </a:stretch>
@@ -352,7 +352,7 @@
                     <pic:cNvPicPr/>
                   </pic:nvPicPr>
                   <pic:blipFill>
-                    <a:blip r:embed="rId9"/>
+                    <a:blip r:embed="rId10"/>
                     <a:stretch>
                       <a:fillRect/>
                     </a:stretch>
@@ -474,7 +474,7 @@
                     <pic:cNvPicPr/>
                   </pic:nvPicPr>
                   <pic:blipFill>
-                    <a:blip r:embed="rId10"/>
+                    <a:blip r:embed="rId11"/>
                     <a:stretch>
                       <a:fillRect/>
                     </a:stretch>
@@ -533,7 +533,7 @@
                     <pic:cNvPicPr/>
                   </pic:nvPicPr>
                   <pic:blipFill>
-                    <a:blip r:embed="rId11"/>
+                    <a:blip r:embed="rId12"/>
                     <a:stretch>
                       <a:fillRect/>
                     </a:stretch>
@@ -597,7 +597,7 @@
                     <pic:cNvPicPr/>
                   </pic:nvPicPr>
                   <pic:blipFill>
-                    <a:blip r:embed="rId12"/>
+                    <a:blip r:embed="rId13"/>
                     <a:stretch>
                       <a:fillRect/>
                     </a:stretch>
@@ -661,7 +661,7 @@
                     <pic:cNvPicPr/>
                   </pic:nvPicPr>
                   <pic:blipFill>
-                    <a:blip r:embed="rId13"/>
+                    <a:blip r:embed="rId14"/>
                     <a:stretch>
                       <a:fillRect/>
                     </a:stretch>
@@ -725,7 +725,7 @@
                     <pic:cNvPicPr/>
                   </pic:nvPicPr>
                   <pic:blipFill>
-                    <a:blip r:embed="rId14"/>
+                    <a:blip r:embed="rId15"/>
                     <a:stretch>
                       <a:fillRect/>
                     </a:stretch>
@@ -775,7 +775,7 @@
                     <pic:cNvPicPr/>
                   </pic:nvPicPr>
                   <pic:blipFill>
-                    <a:blip r:embed="rId15"/>
+                    <a:blip r:embed="rId16"/>
                     <a:stretch>
                       <a:fillRect/>
                     </a:stretch>
@@ -797,11 +797,324 @@
       </w:r>
     </w:p>
     <w:p/>
+    <w:p>
+      <w:pPr>
+        <w:pBdr>
+          <w:top w:val="single" w:sz="6" w:space="1" w:color="auto"/>
+          <w:bottom w:val="single" w:sz="6" w:space="1" w:color="auto"/>
+        </w:pBdr>
+      </w:pPr>
+    </w:p>
+    <w:p>
+      <w:r>
+        <w:t>Next changes:</w:t>
+      </w:r>
+      <w:r>
+        <w:br/>
+      </w:r>
+      <w:r>
+        <w:rPr>
+          <w:b/>
+          <w:bCs/>
+        </w:rPr>
+        <w:t>Landing page model opening:</w:t>
+      </w:r>
+    </w:p>
+    <w:p>
+      <w:pPr>
+        <w:pStyle w:val="ListParagraph"/>
+        <w:numPr>
+          <w:ilvl w:val="0"/>
+          <w:numId w:val="1"/>
+        </w:numPr>
+      </w:pPr>
+      <w:r>
+        <w:t xml:space="preserve">Currently the model shows after 5 sec may be. Increase the timing to 10 seconds. </w:t>
+      </w:r>
+    </w:p>
     <w:p/>
     <w:p/>
     <w:p/>
     <w:p/>
-    <w:p/>
+    <w:p>
+      <w:pPr>
+        <w:rPr>
+          <w:b/>
+          <w:bCs/>
+        </w:rPr>
+      </w:pPr>
+      <w:r>
+        <w:rPr>
+          <w:b/>
+          <w:bCs/>
+        </w:rPr>
+        <w:t xml:space="preserve">Landing page&gt;&gt; </w:t>
+      </w:r>
+      <w:r>
+        <w:rPr>
+          <w:b/>
+          <w:bCs/>
+        </w:rPr>
+        <w:t>Where we create Impact:</w:t>
+      </w:r>
+    </w:p>
+    <w:p>
+      <w:r>
+        <w:t xml:space="preserve">The cards look dry, and light. Enhance its border color and border width. </w:t>
+      </w:r>
+    </w:p>
+    <w:p>
+      <w:pPr>
+        <w:rPr>
+          <w:b/>
+          <w:bCs/>
+        </w:rPr>
+      </w:pPr>
+      <w:r>
+        <w:rPr>
+          <w:noProof/>
+        </w:rPr>
+        <w:drawing>
+          <wp:inline distT="0" distB="0" distL="0" distR="0" wp14:anchorId="7AFC75D0" wp14:editId="77042F84">
+            <wp:extent cx="6840220" cy="3078480"/>
+            <wp:effectExtent l="0" t="0" r="0" b="7620"/>
+            <wp:docPr id="829782219" name="Picture 1"/>
+            <wp:cNvGraphicFramePr>
+              <a:graphicFrameLocks xmlns:a="http://schemas.openxmlformats.org/drawingml/2006/main" noChangeAspect="1"/>
+            </wp:cNvGraphicFramePr>
+            <a:graphic xmlns:a="http://schemas.openxmlformats.org/drawingml/2006/main">
+              <a:graphicData uri="http://schemas.openxmlformats.org/drawingml/2006/picture">
+                <pic:pic xmlns:pic="http://schemas.openxmlformats.org/drawingml/2006/picture">
+                  <pic:nvPicPr>
+                    <pic:cNvPr id="829782219" name=""/>
+                    <pic:cNvPicPr/>
+                  </pic:nvPicPr>
+                  <pic:blipFill>
+                    <a:blip r:embed="rId17"/>
+                    <a:stretch>
+                      <a:fillRect/>
+                    </a:stretch>
+                  </pic:blipFill>
+                  <pic:spPr>
+                    <a:xfrm>
+                      <a:off x="0" y="0"/>
+                      <a:ext cx="6840220" cy="3078480"/>
+                    </a:xfrm>
+                    <a:prstGeom prst="rect">
+                      <a:avLst/>
+                    </a:prstGeom>
+                  </pic:spPr>
+                </pic:pic>
+              </a:graphicData>
+            </a:graphic>
+          </wp:inline>
+        </w:drawing>
+      </w:r>
+    </w:p>
+    <w:p>
+      <w:r>
+        <w:rPr>
+          <w:b/>
+          <w:bCs/>
+        </w:rPr>
+        <w:br/>
+      </w:r>
+      <w:r>
+        <w:rPr>
+          <w:b/>
+          <w:bCs/>
+        </w:rPr>
+        <w:t>View All Solutions Page:</w:t>
+      </w:r>
+      <w:r>
+        <w:rPr>
+          <w:b/>
+          <w:bCs/>
+        </w:rPr>
+        <w:br/>
+      </w:r>
+      <w:r>
+        <w:t>Add a button on each solution card:</w:t>
+      </w:r>
+      <w:r>
+        <w:br/>
+      </w:r>
+      <w:r>
+        <w:rPr>
+          <w:b/>
+          <w:bCs/>
+        </w:rPr>
+        <w:t>Button</w:t>
+      </w:r>
+      <w:r>
+        <w:t>: Learn More</w:t>
+      </w:r>
+    </w:p>
+    <w:p>
+      <w:pPr>
+        <w:rPr>
+          <w:b/>
+          <w:bCs/>
+        </w:rPr>
+      </w:pPr>
+      <w:r>
+        <w:t xml:space="preserve">An underlined button, just like http. </w:t>
+      </w:r>
+      <w:r>
+        <w:br/>
+      </w:r>
+      <w:r>
+        <w:rPr>
+          <w:b/>
+          <w:bCs/>
+        </w:rPr>
+        <w:br/>
+      </w:r>
+      <w:r>
+        <w:rPr>
+          <w:noProof/>
+        </w:rPr>
+        <w:drawing>
+          <wp:inline distT="0" distB="0" distL="0" distR="0" wp14:anchorId="33E3BDC5" wp14:editId="6828D64A">
+            <wp:extent cx="6840220" cy="2780030"/>
+            <wp:effectExtent l="0" t="0" r="0" b="1270"/>
+            <wp:docPr id="941153745" name="Picture 1"/>
+            <wp:cNvGraphicFramePr>
+              <a:graphicFrameLocks xmlns:a="http://schemas.openxmlformats.org/drawingml/2006/main" noChangeAspect="1"/>
+            </wp:cNvGraphicFramePr>
+            <a:graphic xmlns:a="http://schemas.openxmlformats.org/drawingml/2006/main">
+              <a:graphicData uri="http://schemas.openxmlformats.org/drawingml/2006/picture">
+                <pic:pic xmlns:pic="http://schemas.openxmlformats.org/drawingml/2006/picture">
+                  <pic:nvPicPr>
+                    <pic:cNvPr id="941153745" name=""/>
+                    <pic:cNvPicPr/>
+                  </pic:nvPicPr>
+                  <pic:blipFill>
+                    <a:blip r:embed="rId18"/>
+                    <a:stretch>
+                      <a:fillRect/>
+                    </a:stretch>
+                  </pic:blipFill>
+                  <pic:spPr>
+                    <a:xfrm>
+                      <a:off x="0" y="0"/>
+                      <a:ext cx="6840220" cy="2780030"/>
+                    </a:xfrm>
+                    <a:prstGeom prst="rect">
+                      <a:avLst/>
+                    </a:prstGeom>
+                  </pic:spPr>
+                </pic:pic>
+              </a:graphicData>
+            </a:graphic>
+          </wp:inline>
+        </w:drawing>
+      </w:r>
+    </w:p>
+    <w:p>
+      <w:pPr>
+        <w:rPr>
+          <w:b/>
+          <w:bCs/>
+        </w:rPr>
+      </w:pPr>
+    </w:p>
+    <w:p>
+      <w:pPr>
+        <w:rPr>
+          <w:b/>
+          <w:bCs/>
+        </w:rPr>
+      </w:pPr>
+      <w:r>
+        <w:rPr>
+          <w:b/>
+          <w:bCs/>
+        </w:rPr>
+        <w:t>Landing Page popup:</w:t>
+      </w:r>
+    </w:p>
+    <w:p>
+      <w:pPr>
+        <w:pStyle w:val="ListParagraph"/>
+        <w:numPr>
+          <w:ilvl w:val="0"/>
+          <w:numId w:val="1"/>
+        </w:numPr>
+      </w:pPr>
+      <w:r>
+        <w:t xml:space="preserve">Increase the popup display timing to 10 seconds after landing page shows. </w:t>
+      </w:r>
+    </w:p>
+    <w:p>
+      <w:pPr>
+        <w:pStyle w:val="ListParagraph"/>
+        <w:numPr>
+          <w:ilvl w:val="0"/>
+          <w:numId w:val="1"/>
+        </w:numPr>
+      </w:pPr>
+      <w:r>
+        <w:lastRenderedPageBreak/>
+        <w:t>Change the popup design to this: But use our system colours</w:t>
+      </w:r>
+      <w:r>
+        <w:rPr>
+          <w:noProof/>
+        </w:rPr>
+        <w:drawing>
+          <wp:inline distT="0" distB="0" distL="0" distR="0" wp14:anchorId="31F641FC" wp14:editId="3AC0EA60">
+            <wp:extent cx="6840220" cy="4039235"/>
+            <wp:effectExtent l="0" t="0" r="0" b="0"/>
+            <wp:docPr id="377735922" name="Picture 1"/>
+            <wp:cNvGraphicFramePr>
+              <a:graphicFrameLocks xmlns:a="http://schemas.openxmlformats.org/drawingml/2006/main" noChangeAspect="1"/>
+            </wp:cNvGraphicFramePr>
+            <a:graphic xmlns:a="http://schemas.openxmlformats.org/drawingml/2006/main">
+              <a:graphicData uri="http://schemas.openxmlformats.org/drawingml/2006/picture">
+                <pic:pic xmlns:pic="http://schemas.openxmlformats.org/drawingml/2006/picture">
+                  <pic:nvPicPr>
+                    <pic:cNvPr id="377735922" name=""/>
+                    <pic:cNvPicPr/>
+                  </pic:nvPicPr>
+                  <pic:blipFill>
+                    <a:blip r:embed="rId19"/>
+                    <a:stretch>
+                      <a:fillRect/>
+                    </a:stretch>
+                  </pic:blipFill>
+                  <pic:spPr>
+                    <a:xfrm>
+                      <a:off x="0" y="0"/>
+                      <a:ext cx="6840220" cy="4039235"/>
+                    </a:xfrm>
+                    <a:prstGeom prst="rect">
+                      <a:avLst/>
+                    </a:prstGeom>
+                  </pic:spPr>
+                </pic:pic>
+              </a:graphicData>
+            </a:graphic>
+          </wp:inline>
+        </w:drawing>
+      </w:r>
+    </w:p>
+    <w:p>
+      <w:pPr>
+        <w:rPr>
+          <w:b/>
+          <w:bCs/>
+        </w:rPr>
+      </w:pPr>
+    </w:p>
+    <w:p>
+      <w:pPr>
+        <w:rPr>
+          <w:b/>
+          <w:bCs/>
+        </w:rPr>
+      </w:pPr>
+    </w:p>
     <w:sectPr>
       <w:pgSz w:w="11906" w:h="16838"/>
       <w:pgMar w:top="567" w:right="567" w:bottom="567" w:left="567" w:header="709" w:footer="709" w:gutter="0"/>
@@ -810,6 +1123,127 @@
     </w:sectPr>
   </w:body>
 </w:document>
+</file>
+
+<file path=word/numbering.xml><?xml version="1.0" encoding="utf-8"?>
+<w:numbering xmlns:wpc="http://schemas.microsoft.com/office/word/2010/wordprocessingCanvas" xmlns:cx="http://schemas.microsoft.com/office/drawing/2014/chartex" xmlns:cx1="http://schemas.microsoft.com/office/drawing/2015/9/8/chartex" xmlns:cx2="http://schemas.microsoft.com/office/drawing/2015/10/21/chartex" xmlns:cx3="http://schemas.microsoft.com/office/drawing/2016/5/9/chartex" xmlns:cx4="http://schemas.microsoft.com/office/drawing/2016/5/10/chartex" xmlns:cx5="http://schemas.microsoft.com/office/drawing/2016/5/11/chartex" xmlns:cx6="http://schemas.microsoft.com/office/drawing/2016/5/12/chartex" xmlns:cx7="http://schemas.microsoft.com/office/drawing/2016/5/13/chartex" xmlns:cx8="http://schemas.microsoft.com/office/drawing/2016/5/14/chartex" xmlns:mc="http://schemas.openxmlformats.org/markup-compatibility/2006" xmlns:aink="http://schemas.microsoft.com/office/drawing/2016/ink" xmlns:am3d="http://schemas.microsoft.com/office/drawing/2017/model3d" xmlns:o="urn:schemas-microsoft-com:office:office" xmlns:oel="http://schemas.microsoft.com/office/2019/extlst" xmlns:r="http://schemas.openxmlformats.org/officeDocument/2006/relationships" xmlns:m="http://schemas.openxmlformats.org/officeDocument/2006/math" xmlns:v="urn:schemas-microsoft-com:vml" xmlns:wp14="http://schemas.microsoft.com/office/word/2010/wordprocessingDrawing" xmlns:wp="http://schemas.openxmlformats.org/drawingml/2006/wordprocessingDrawing" xmlns:w10="urn:schemas-microsoft-com:office:word" xmlns:w="http://schemas.openxmlformats.org/wordprocessingml/2006/main" xmlns:w14="http://schemas.microsoft.com/office/word/2010/wordml" xmlns:w15="http://schemas.microsoft.com/office/word/2012/wordml" xmlns:w16cex="http://schemas.microsoft.com/office/word/2018/wordml/cex" xmlns:w16cid="http://schemas.microsoft.com/office/word/2016/wordml/cid" xmlns:w16="http://schemas.microsoft.com/office/word/2018/wordml" xmlns:w16du="http://schemas.microsoft.com/office/word/2023/wordml/word16du" xmlns:w16sdtdh="http://schemas.microsoft.com/office/word/2020/wordml/sdtdatahash" xmlns:w16sdtfl="http://schemas.microsoft.com/office/word/2024/wordml/sdtformatlock" xmlns:w16se="http://schemas.microsoft.com/office/word/2015/wordml/symex" xmlns:wpg="http://schemas.microsoft.com/office/word/2010/wordprocessingGroup" xmlns:wpi="http://schemas.microsoft.com/office/word/2010/wordprocessingInk" xmlns:wne="http://schemas.microsoft.com/office/word/2006/wordml" xmlns:wps="http://schemas.microsoft.com/office/word/2010/wordprocessingShape" mc:Ignorable="w14 w15 w16se w16cid w16 w16cex w16sdtdh w16sdtfl w16du wp14">
+  <w:abstractNum w:abstractNumId="0" w15:restartNumberingAfterBreak="0">
+    <w:nsid w:val="76877967"/>
+    <w:multiLevelType w:val="hybridMultilevel"/>
+    <w:tmpl w:val="A56C9A0A"/>
+    <w:lvl w:ilvl="0" w:tplc="20000001">
+      <w:start w:val="1"/>
+      <w:numFmt w:val="bullet"/>
+      <w:lvlText w:val=""/>
+      <w:lvlJc w:val="left"/>
+      <w:pPr>
+        <w:ind w:left="774" w:hanging="360"/>
+      </w:pPr>
+      <w:rPr>
+        <w:rFonts w:ascii="Symbol" w:hAnsi="Symbol" w:hint="default"/>
+      </w:rPr>
+    </w:lvl>
+    <w:lvl w:ilvl="1" w:tplc="20000003" w:tentative="1">
+      <w:start w:val="1"/>
+      <w:numFmt w:val="bullet"/>
+      <w:lvlText w:val="o"/>
+      <w:lvlJc w:val="left"/>
+      <w:pPr>
+        <w:ind w:left="1494" w:hanging="360"/>
+      </w:pPr>
+      <w:rPr>
+        <w:rFonts w:ascii="Courier New" w:hAnsi="Courier New" w:cs="Courier New" w:hint="default"/>
+      </w:rPr>
+    </w:lvl>
+    <w:lvl w:ilvl="2" w:tplc="20000005" w:tentative="1">
+      <w:start w:val="1"/>
+      <w:numFmt w:val="bullet"/>
+      <w:lvlText w:val=""/>
+      <w:lvlJc w:val="left"/>
+      <w:pPr>
+        <w:ind w:left="2214" w:hanging="360"/>
+      </w:pPr>
+      <w:rPr>
+        <w:rFonts w:ascii="Wingdings" w:hAnsi="Wingdings" w:hint="default"/>
+      </w:rPr>
+    </w:lvl>
+    <w:lvl w:ilvl="3" w:tplc="20000001" w:tentative="1">
+      <w:start w:val="1"/>
+      <w:numFmt w:val="bullet"/>
+      <w:lvlText w:val=""/>
+      <w:lvlJc w:val="left"/>
+      <w:pPr>
+        <w:ind w:left="2934" w:hanging="360"/>
+      </w:pPr>
+      <w:rPr>
+        <w:rFonts w:ascii="Symbol" w:hAnsi="Symbol" w:hint="default"/>
+      </w:rPr>
+    </w:lvl>
+    <w:lvl w:ilvl="4" w:tplc="20000003" w:tentative="1">
+      <w:start w:val="1"/>
+      <w:numFmt w:val="bullet"/>
+      <w:lvlText w:val="o"/>
+      <w:lvlJc w:val="left"/>
+      <w:pPr>
+        <w:ind w:left="3654" w:hanging="360"/>
+      </w:pPr>
+      <w:rPr>
+        <w:rFonts w:ascii="Courier New" w:hAnsi="Courier New" w:cs="Courier New" w:hint="default"/>
+      </w:rPr>
+    </w:lvl>
+    <w:lvl w:ilvl="5" w:tplc="20000005" w:tentative="1">
+      <w:start w:val="1"/>
+      <w:numFmt w:val="bullet"/>
+      <w:lvlText w:val=""/>
+      <w:lvlJc w:val="left"/>
+      <w:pPr>
+        <w:ind w:left="4374" w:hanging="360"/>
+      </w:pPr>
+      <w:rPr>
+        <w:rFonts w:ascii="Wingdings" w:hAnsi="Wingdings" w:hint="default"/>
+      </w:rPr>
+    </w:lvl>
+    <w:lvl w:ilvl="6" w:tplc="20000001" w:tentative="1">
+      <w:start w:val="1"/>
+      <w:numFmt w:val="bullet"/>
+      <w:lvlText w:val=""/>
+      <w:lvlJc w:val="left"/>
+      <w:pPr>
+        <w:ind w:left="5094" w:hanging="360"/>
+      </w:pPr>
+      <w:rPr>
+        <w:rFonts w:ascii="Symbol" w:hAnsi="Symbol" w:hint="default"/>
+      </w:rPr>
+    </w:lvl>
+    <w:lvl w:ilvl="7" w:tplc="20000003" w:tentative="1">
+      <w:start w:val="1"/>
+      <w:numFmt w:val="bullet"/>
+      <w:lvlText w:val="o"/>
+      <w:lvlJc w:val="left"/>
+      <w:pPr>
+        <w:ind w:left="5814" w:hanging="360"/>
+      </w:pPr>
+      <w:rPr>
+        <w:rFonts w:ascii="Courier New" w:hAnsi="Courier New" w:cs="Courier New" w:hint="default"/>
+      </w:rPr>
+    </w:lvl>
+    <w:lvl w:ilvl="8" w:tplc="20000005" w:tentative="1">
+      <w:start w:val="1"/>
+      <w:numFmt w:val="bullet"/>
+      <w:lvlText w:val=""/>
+      <w:lvlJc w:val="left"/>
+      <w:pPr>
+        <w:ind w:left="6534" w:hanging="360"/>
+      </w:pPr>
+      <w:rPr>
+        <w:rFonts w:ascii="Wingdings" w:hAnsi="Wingdings" w:hint="default"/>
+      </w:rPr>
+    </w:lvl>
+  </w:abstractNum>
+  <w:num w:numId="1" w16cid:durableId="1946765593">
+    <w:abstractNumId w:val="0"/>
+  </w:num>
+</w:numbering>
 </file>
 
 <file path=word/styles.xml><?xml version="1.0" encoding="utf-8"?>
